--- a/ПроектированиеБД.docx
+++ b/ПроектированиеБД.docx
@@ -33,6 +33,34 @@
           <w:lang w:val="ru-RU"/>
         </w:rPr>
         <w:t>Проектирование базы данных «Микстура»</w:t>
+      </w:r>
+    </w:p>
+    <w:p>
+      <w:pPr>
+        <w:pStyle w:val="Normal"/>
+        <w:widowControl/>
+        <w:suppressAutoHyphens w:val="true"/>
+        <w:overflowPunct w:val="false"/>
+        <w:bidi w:val="0"/>
+        <w:spacing w:lineRule="auto" w:line="240" w:before="0" w:after="0"/>
+        <w:ind w:firstLine="737" w:start="0" w:end="0"/>
+        <w:jc w:val="both"/>
+        <w:rPr>
+          <w:rFonts w:ascii="Times New Roman" w:hAnsi="Times New Roman" w:cs="Times New Roman"/>
+          <w:b/>
+          <w:sz w:val="28"/>
+          <w:szCs w:val="28"/>
+          <w:lang w:val="ru-RU"/>
+        </w:rPr>
+      </w:pPr>
+      <w:r>
+        <w:rPr>
+          <w:rFonts w:cs="Times New Roman" w:ascii="Times New Roman" w:hAnsi="Times New Roman"/>
+          <w:b/>
+          <w:sz w:val="28"/>
+          <w:szCs w:val="28"/>
+          <w:lang w:val="ru-RU"/>
+        </w:rPr>
       </w:r>
     </w:p>
     <w:p>
@@ -930,72 +958,6 @@
         <w:bidi w:val="0"/>
         <w:spacing w:lineRule="auto" w:line="259" w:before="0" w:after="160"/>
         <w:ind w:hanging="0" w:start="737" w:end="0"/>
-        <w:contextualSpacing/>
-        <w:jc w:val="start"/>
-        <w:rPr>
-          <w:rFonts w:ascii="Times New Roman" w:hAnsi="Times New Roman" w:cs="Times New Roman"/>
-          <w:b/>
-          <w:sz w:val="28"/>
-          <w:szCs w:val="28"/>
-          <w:lang w:val="en-GB"/>
-        </w:rPr>
-      </w:pPr>
-      <w:r>
-        <w:rPr>
-          <w:rFonts w:cs="Times New Roman" w:ascii="Times New Roman" w:hAnsi="Times New Roman"/>
-          <w:b/>
-          <w:sz w:val="28"/>
-          <w:szCs w:val="28"/>
-          <w:lang w:val="en-GB"/>
-        </w:rPr>
-      </w:r>
-    </w:p>
-    <w:p>
-      <w:pPr>
-        <w:pStyle w:val="ListParagraph"/>
-        <w:widowControl/>
-        <w:tabs>
-          <w:tab w:val="clear" w:pos="709"/>
-          <w:tab w:val="left" w:pos="1469" w:leader="none"/>
-        </w:tabs>
-        <w:suppressAutoHyphens w:val="true"/>
-        <w:overflowPunct w:val="false"/>
-        <w:bidi w:val="0"/>
-        <w:spacing w:lineRule="auto" w:line="259" w:before="0" w:after="160"/>
-        <w:ind w:hanging="340" w:start="737" w:end="0"/>
-        <w:contextualSpacing/>
-        <w:jc w:val="start"/>
-        <w:rPr>
-          <w:rFonts w:ascii="Times New Roman" w:hAnsi="Times New Roman" w:cs="Times New Roman"/>
-          <w:b/>
-          <w:sz w:val="28"/>
-          <w:szCs w:val="28"/>
-          <w:lang w:val="en-GB"/>
-        </w:rPr>
-      </w:pPr>
-      <w:r>
-        <w:rPr>
-          <w:rFonts w:cs="Times New Roman" w:ascii="Times New Roman" w:hAnsi="Times New Roman"/>
-          <w:b/>
-          <w:sz w:val="28"/>
-          <w:szCs w:val="28"/>
-          <w:lang w:val="en-GB"/>
-        </w:rPr>
-      </w:r>
-    </w:p>
-    <w:p>
-      <w:pPr>
-        <w:pStyle w:val="ListParagraph"/>
-        <w:widowControl/>
-        <w:tabs>
-          <w:tab w:val="clear" w:pos="709"/>
-          <w:tab w:val="left" w:pos="1469" w:leader="none"/>
-        </w:tabs>
-        <w:suppressAutoHyphens w:val="true"/>
-        <w:overflowPunct w:val="false"/>
-        <w:bidi w:val="0"/>
-        <w:spacing w:lineRule="auto" w:line="259" w:before="0" w:after="160"/>
-        <w:ind w:hanging="340" w:start="737" w:end="0"/>
         <w:contextualSpacing/>
         <w:jc w:val="start"/>
         <w:rPr>
@@ -2467,46 +2429,143 @@
       <w:pPr>
         <w:pStyle w:val="ListParagraph"/>
         <w:bidi w:val="0"/>
-        <w:spacing w:lineRule="auto" w:line="360" w:before="0" w:after="0"/>
-        <w:contextualSpacing/>
-        <w:jc w:val="start"/>
-        <w:rPr>
-          <w:rFonts w:ascii="Times New Roman" w:hAnsi="Times New Roman" w:cs="Times New Roman"/>
-          <w:sz w:val="28"/>
-          <w:szCs w:val="28"/>
-          <w:lang w:val="ru-RU"/>
-        </w:rPr>
-      </w:pPr>
-      <w:r>
-        <w:rPr>
-          <w:rFonts w:cs="Times New Roman" w:ascii="Times New Roman" w:hAnsi="Times New Roman"/>
-          <w:sz w:val="28"/>
-          <w:szCs w:val="28"/>
-          <w:lang w:val="ru-RU"/>
-        </w:rPr>
-      </w:r>
-    </w:p>
-    <w:p>
-      <w:pPr>
-        <w:pStyle w:val="ListParagraph"/>
-        <w:bidi w:val="0"/>
-        <w:spacing w:lineRule="auto" w:line="360" w:before="0" w:after="0"/>
-        <w:contextualSpacing/>
-        <w:jc w:val="start"/>
-        <w:rPr>
-          <w:rFonts w:ascii="Times New Roman" w:hAnsi="Times New Roman" w:cs="Times New Roman"/>
-          <w:sz w:val="28"/>
-          <w:szCs w:val="28"/>
-          <w:lang w:val="ru-RU"/>
-        </w:rPr>
-      </w:pPr>
-      <w:r>
-        <w:rPr>
-          <w:rFonts w:cs="Times New Roman" w:ascii="Times New Roman" w:hAnsi="Times New Roman"/>
-          <w:sz w:val="28"/>
-          <w:szCs w:val="28"/>
-          <w:lang w:val="ru-RU"/>
-        </w:rPr>
+        <w:spacing w:lineRule="auto" w:line="276"/>
+        <w:ind w:start="1080"/>
+        <w:jc w:val="center"/>
+        <w:rPr>
+          <w:rFonts w:ascii="Times New Roman" w:hAnsi="Times New Roman"/>
+          <w:b w:val="false"/>
+          <w:bCs w:val="false"/>
+          <w:sz w:val="24"/>
+          <w:szCs w:val="24"/>
+          <w:lang w:val="ru-RU"/>
+        </w:rPr>
+      </w:pPr>
+      <w:r>
+        <w:rPr/>
+      </w:r>
+    </w:p>
+    <w:p>
+      <w:pPr>
+        <w:pStyle w:val="ListParagraph"/>
+        <w:bidi w:val="0"/>
+        <w:spacing w:lineRule="auto" w:line="276"/>
+        <w:ind w:start="1080"/>
+        <w:jc w:val="center"/>
+        <w:rPr>
+          <w:rFonts w:ascii="Times New Roman" w:hAnsi="Times New Roman"/>
+          <w:b w:val="false"/>
+          <w:bCs w:val="false"/>
+          <w:sz w:val="24"/>
+          <w:szCs w:val="24"/>
+          <w:lang w:val="ru-RU"/>
+        </w:rPr>
+      </w:pPr>
+      <w:r>
+        <w:rPr>
+          <w:rFonts w:ascii="Times New Roman" w:hAnsi="Times New Roman"/>
+          <w:b w:val="false"/>
+          <w:bCs w:val="false"/>
+          <w:sz w:val="24"/>
+          <w:szCs w:val="24"/>
+          <w:lang w:val="ru-RU"/>
+        </w:rPr>
+        <w:drawing>
+          <wp:inline distT="0" distB="0" distL="0" distR="0">
+            <wp:extent cx="2333625" cy="2658110"/>
+            <wp:effectExtent l="0" t="0" r="0" b="0"/>
+            <wp:docPr id="4" name="Изображение7" descr="" title=""/>
+            <wp:cNvGraphicFramePr>
+              <a:graphicFrameLocks xmlns:a="http://schemas.openxmlformats.org/drawingml/2006/main" noChangeAspect="1"/>
+            </wp:cNvGraphicFramePr>
+            <a:graphic xmlns:a="http://schemas.openxmlformats.org/drawingml/2006/main">
+              <a:graphicData uri="http://schemas.openxmlformats.org/drawingml/2006/picture">
+                <pic:pic xmlns:pic="http://schemas.openxmlformats.org/drawingml/2006/picture">
+                  <pic:nvPicPr>
+                    <pic:cNvPr id="4" name="Изображение7" descr="" title=""/>
+                    <pic:cNvPicPr>
+                      <a:picLocks noChangeAspect="1" noChangeArrowheads="1"/>
+                    </pic:cNvPicPr>
+                  </pic:nvPicPr>
+                  <pic:blipFill>
+                    <a:blip r:embed="rId5"/>
+                    <a:stretch>
+                      <a:fillRect/>
+                    </a:stretch>
+                  </pic:blipFill>
+                  <pic:spPr bwMode="auto">
+                    <a:xfrm>
+                      <a:off x="0" y="0"/>
+                      <a:ext cx="2333625" cy="2658110"/>
+                    </a:xfrm>
+                    <a:prstGeom prst="rect">
+                      <a:avLst/>
+                    </a:prstGeom>
+                  </pic:spPr>
+                </pic:pic>
+              </a:graphicData>
+            </a:graphic>
+          </wp:inline>
+        </w:drawing>
+      </w:r>
+    </w:p>
+    <w:p>
+      <w:pPr>
+        <w:pStyle w:val="ListParagraph"/>
+        <w:bidi w:val="0"/>
+        <w:spacing w:lineRule="auto" w:line="276"/>
+        <w:ind w:start="1080"/>
+        <w:jc w:val="center"/>
+        <w:rPr>
+          <w:rFonts w:ascii="Times New Roman" w:hAnsi="Times New Roman"/>
+          <w:b w:val="false"/>
+          <w:bCs w:val="false"/>
+          <w:sz w:val="24"/>
+          <w:szCs w:val="24"/>
+          <w:lang w:val="ru-RU"/>
+        </w:rPr>
+      </w:pPr>
+      <w:r>
+        <w:rPr/>
+      </w:r>
+    </w:p>
+    <w:p>
+      <w:pPr>
+        <w:pStyle w:val="ListParagraph"/>
+        <w:bidi w:val="0"/>
+        <w:spacing w:lineRule="auto" w:line="276"/>
+        <w:ind w:start="1080"/>
+        <w:jc w:val="center"/>
+        <w:rPr>
+          <w:rFonts w:ascii="Times New Roman" w:hAnsi="Times New Roman"/>
+          <w:b w:val="false"/>
+          <w:bCs w:val="false"/>
+          <w:sz w:val="24"/>
+          <w:szCs w:val="24"/>
+          <w:lang w:val="ru-RU"/>
+        </w:rPr>
+      </w:pPr>
+      <w:r>
+        <w:rPr>
+          <w:rFonts w:ascii="Times New Roman" w:hAnsi="Times New Roman"/>
+          <w:b w:val="false"/>
+          <w:bCs w:val="false"/>
+          <w:sz w:val="24"/>
+          <w:szCs w:val="24"/>
+          <w:lang w:val="ru-RU"/>
+        </w:rPr>
+        <w:t xml:space="preserve">Рисунок 3.1. Вариант для </w:t>
+      </w:r>
+      <w:r>
+        <w:rPr>
+          <w:rFonts w:ascii="Times New Roman" w:hAnsi="Times New Roman"/>
+          <w:b w:val="false"/>
+          <w:bCs w:val="false"/>
+          <w:sz w:val="24"/>
+          <w:szCs w:val="24"/>
+          <w:lang w:val="en-GB"/>
+        </w:rPr>
+        <w:t>DBeaver</w:t>
       </w:r>
     </w:p>
     <w:p>
@@ -6380,6 +6439,31 @@
       <w:pPr>
         <w:pStyle w:val="ListParagraph"/>
         <w:bidi w:val="0"/>
+        <w:jc w:val="start"/>
+        <w:rPr>
+          <w:rFonts w:ascii="Times New Roman" w:hAnsi="Times New Roman"/>
+          <w:b w:val="false"/>
+          <w:bCs w:val="false"/>
+          <w:sz w:val="28"/>
+          <w:szCs w:val="28"/>
+          <w:lang w:val="ru-RU"/>
+        </w:rPr>
+      </w:pPr>
+      <w:r>
+        <w:rPr>
+          <w:rFonts w:ascii="Times New Roman" w:hAnsi="Times New Roman"/>
+          <w:b w:val="false"/>
+          <w:bCs w:val="false"/>
+          <w:sz w:val="28"/>
+          <w:szCs w:val="28"/>
+          <w:lang w:val="ru-RU"/>
+        </w:rPr>
+      </w:r>
+    </w:p>
+    <w:p>
+      <w:pPr>
+        <w:pStyle w:val="ListParagraph"/>
+        <w:bidi w:val="0"/>
         <w:jc w:val="center"/>
         <w:rPr>
           <w:rFonts w:ascii="Times New Roman" w:hAnsi="Times New Roman"/>
@@ -6394,9 +6478,9 @@
         <w:rPr/>
         <w:drawing>
           <wp:inline distT="0" distB="0" distL="0" distR="0">
-            <wp:extent cx="4745990" cy="2853055"/>
+            <wp:extent cx="5662930" cy="2149475"/>
             <wp:effectExtent l="0" t="0" r="0" b="0"/>
-            <wp:docPr id="4" name="Изображение5" descr="" title=""/>
+            <wp:docPr id="5" name="Изображение5" descr="" title=""/>
             <wp:cNvGraphicFramePr>
               <a:graphicFrameLocks xmlns:a="http://schemas.openxmlformats.org/drawingml/2006/main" noChangeAspect="1"/>
             </wp:cNvGraphicFramePr>
@@ -6404,452 +6488,7 @@
               <a:graphicData uri="http://schemas.openxmlformats.org/drawingml/2006/picture">
                 <pic:pic xmlns:pic="http://schemas.openxmlformats.org/drawingml/2006/picture">
                   <pic:nvPicPr>
-                    <pic:cNvPr id="4" name="Изображение5" descr="" title=""/>
-                    <pic:cNvPicPr>
-                      <a:picLocks noChangeAspect="1" noChangeArrowheads="1"/>
-                    </pic:cNvPicPr>
-                  </pic:nvPicPr>
-                  <pic:blipFill>
-                    <a:blip r:embed="rId5"/>
-                    <a:stretch>
-                      <a:fillRect/>
-                    </a:stretch>
-                  </pic:blipFill>
-                  <pic:spPr bwMode="auto">
-                    <a:xfrm>
-                      <a:off x="0" y="0"/>
-                      <a:ext cx="4745990" cy="2853055"/>
-                    </a:xfrm>
-                    <a:prstGeom prst="rect">
-                      <a:avLst/>
-                    </a:prstGeom>
-                  </pic:spPr>
-                </pic:pic>
-              </a:graphicData>
-            </a:graphic>
-          </wp:inline>
-        </w:drawing>
-      </w:r>
-    </w:p>
-    <w:p>
-      <w:pPr>
-        <w:pStyle w:val="ListParagraph"/>
-        <w:bidi w:val="0"/>
-        <w:spacing w:lineRule="auto" w:line="240"/>
-        <w:jc w:val="center"/>
-        <w:rPr>
-          <w:rFonts w:ascii="Times New Roman" w:hAnsi="Times New Roman"/>
-          <w:b w:val="false"/>
-          <w:bCs w:val="false"/>
-          <w:sz w:val="28"/>
-          <w:szCs w:val="28"/>
-          <w:lang w:val="ru-RU"/>
-        </w:rPr>
-      </w:pPr>
-      <w:r>
-        <w:rPr>
-          <w:rFonts w:ascii="Times New Roman" w:hAnsi="Times New Roman"/>
-          <w:b w:val="false"/>
-          <w:bCs w:val="false"/>
-          <w:sz w:val="28"/>
-          <w:szCs w:val="28"/>
-          <w:lang w:val="ru-RU"/>
-        </w:rPr>
-      </w:r>
-    </w:p>
-    <w:p>
-      <w:pPr>
-        <w:pStyle w:val="ListParagraph"/>
-        <w:bidi w:val="0"/>
-        <w:jc w:val="center"/>
-        <w:rPr>
-          <w:rFonts w:ascii="Times New Roman" w:hAnsi="Times New Roman"/>
-          <w:b w:val="false"/>
-          <w:bCs w:val="false"/>
-          <w:sz w:val="24"/>
-          <w:szCs w:val="24"/>
-          <w:lang w:val="ru-RU"/>
-        </w:rPr>
-      </w:pPr>
-      <w:r>
-        <w:rPr>
-          <w:rFonts w:ascii="Times New Roman" w:hAnsi="Times New Roman"/>
-          <w:b w:val="false"/>
-          <w:bCs w:val="false"/>
-          <w:sz w:val="24"/>
-          <w:szCs w:val="24"/>
-          <w:lang w:val="ru-RU"/>
-        </w:rPr>
-        <w:t>Рисунок 4. Сущность «Препараты»</w:t>
-      </w:r>
-    </w:p>
-    <w:p>
-      <w:pPr>
-        <w:pStyle w:val="ListParagraph"/>
-        <w:bidi w:val="0"/>
-        <w:spacing w:lineRule="auto" w:line="360" w:before="0" w:after="0"/>
-        <w:contextualSpacing/>
-        <w:jc w:val="start"/>
-        <w:rPr>
-          <w:rFonts w:ascii="Times New Roman" w:hAnsi="Times New Roman"/>
-          <w:b/>
-          <w:bCs/>
-          <w:sz w:val="28"/>
-          <w:szCs w:val="28"/>
-          <w:lang w:val="ru-RU"/>
-        </w:rPr>
-      </w:pPr>
-      <w:r>
-        <w:rPr>
-          <w:rFonts w:ascii="Times New Roman" w:hAnsi="Times New Roman"/>
-          <w:b/>
-          <w:bCs/>
-          <w:sz w:val="28"/>
-          <w:szCs w:val="28"/>
-          <w:lang w:val="ru-RU"/>
-        </w:rPr>
-      </w:r>
-    </w:p>
-    <w:p>
-      <w:pPr>
-        <w:pStyle w:val="ListParagraph"/>
-        <w:bidi w:val="0"/>
-        <w:jc w:val="start"/>
-        <w:rPr>
-          <w:rFonts w:ascii="Times New Roman" w:hAnsi="Times New Roman"/>
-          <w:b/>
-          <w:bCs/>
-          <w:sz w:val="28"/>
-          <w:szCs w:val="28"/>
-          <w:lang w:val="ru-RU"/>
-        </w:rPr>
-      </w:pPr>
-      <w:r>
-        <w:rPr>
-          <w:rFonts w:ascii="Times New Roman" w:hAnsi="Times New Roman"/>
-          <w:b/>
-          <w:bCs/>
-          <w:sz w:val="28"/>
-          <w:szCs w:val="28"/>
-          <w:lang w:val="ru-RU"/>
-        </w:rPr>
-        <w:t>Сущность «Оптовые клиенты»</w:t>
-      </w:r>
-    </w:p>
-    <w:p>
-      <w:pPr>
-        <w:pStyle w:val="ListParagraph"/>
-        <w:bidi w:val="0"/>
-        <w:spacing w:lineRule="auto" w:line="240"/>
-        <w:jc w:val="start"/>
-        <w:rPr>
-          <w:rFonts w:ascii="Times New Roman" w:hAnsi="Times New Roman"/>
-          <w:b/>
-          <w:bCs/>
-          <w:sz w:val="28"/>
-          <w:szCs w:val="28"/>
-          <w:lang w:val="ru-RU"/>
-        </w:rPr>
-      </w:pPr>
-      <w:r>
-        <w:rPr>
-          <w:rFonts w:ascii="Times New Roman" w:hAnsi="Times New Roman"/>
-          <w:b/>
-          <w:bCs/>
-          <w:sz w:val="28"/>
-          <w:szCs w:val="28"/>
-          <w:lang w:val="ru-RU"/>
-        </w:rPr>
-      </w:r>
-    </w:p>
-    <w:p>
-      <w:pPr>
-        <w:pStyle w:val="ListParagraph"/>
-        <w:bidi w:val="0"/>
-        <w:jc w:val="start"/>
-        <w:rPr>
-          <w:rFonts w:ascii="Courier New" w:hAnsi="Courier New"/>
-        </w:rPr>
-      </w:pPr>
-      <w:r>
-        <w:rPr>
-          <w:rFonts w:ascii="Courier New" w:hAnsi="Courier New"/>
-          <w:b w:val="false"/>
-          <w:bCs w:val="false"/>
-          <w:sz w:val="24"/>
-          <w:szCs w:val="24"/>
-          <w:lang w:val="ru-RU"/>
-        </w:rPr>
-        <w:t>CREATE TABLE ОптовыеКлиенты (</w:t>
-      </w:r>
-    </w:p>
-    <w:p>
-      <w:pPr>
-        <w:pStyle w:val="ListParagraph"/>
-        <w:bidi w:val="0"/>
-        <w:jc w:val="start"/>
-        <w:rPr>
-          <w:rFonts w:ascii="Courier New" w:hAnsi="Courier New"/>
-        </w:rPr>
-      </w:pPr>
-      <w:r>
-        <w:rPr>
-          <w:rFonts w:ascii="Courier New" w:hAnsi="Courier New"/>
-          <w:b w:val="false"/>
-          <w:bCs w:val="false"/>
-          <w:sz w:val="24"/>
-          <w:szCs w:val="24"/>
-          <w:lang w:val="ru-RU"/>
-        </w:rPr>
-        <w:t xml:space="preserve">  </w:t>
-      </w:r>
-      <w:r>
-        <w:rPr>
-          <w:rFonts w:ascii="Courier New" w:hAnsi="Courier New"/>
-          <w:b w:val="false"/>
-          <w:bCs w:val="false"/>
-          <w:sz w:val="24"/>
-          <w:szCs w:val="24"/>
-          <w:lang w:val="ru-RU"/>
-        </w:rPr>
-        <w:t>НомерКлиента INTEGER UNSIGNED NOT NULL AUTO_INCREMENT,</w:t>
-      </w:r>
-    </w:p>
-    <w:p>
-      <w:pPr>
-        <w:pStyle w:val="ListParagraph"/>
-        <w:bidi w:val="0"/>
-        <w:jc w:val="start"/>
-        <w:rPr>
-          <w:rFonts w:ascii="Courier New" w:hAnsi="Courier New"/>
-        </w:rPr>
-      </w:pPr>
-      <w:r>
-        <w:rPr>
-          <w:rFonts w:ascii="Courier New" w:hAnsi="Courier New"/>
-          <w:b w:val="false"/>
-          <w:bCs w:val="false"/>
-          <w:sz w:val="24"/>
-          <w:szCs w:val="24"/>
-          <w:lang w:val="ru-RU"/>
-        </w:rPr>
-        <w:t xml:space="preserve">  </w:t>
-      </w:r>
-      <w:r>
-        <w:rPr>
-          <w:rFonts w:ascii="Courier New" w:hAnsi="Courier New"/>
-          <w:b w:val="false"/>
-          <w:bCs w:val="false"/>
-          <w:sz w:val="24"/>
-          <w:szCs w:val="24"/>
-          <w:lang w:val="ru-RU"/>
-        </w:rPr>
-        <w:t>Фамилия VARCHAR(20) NULL,</w:t>
-      </w:r>
-    </w:p>
-    <w:p>
-      <w:pPr>
-        <w:pStyle w:val="ListParagraph"/>
-        <w:bidi w:val="0"/>
-        <w:jc w:val="start"/>
-        <w:rPr>
-          <w:rFonts w:ascii="Courier New" w:hAnsi="Courier New"/>
-        </w:rPr>
-      </w:pPr>
-      <w:r>
-        <w:rPr>
-          <w:rFonts w:ascii="Courier New" w:hAnsi="Courier New"/>
-          <w:b w:val="false"/>
-          <w:bCs w:val="false"/>
-          <w:sz w:val="24"/>
-          <w:szCs w:val="24"/>
-          <w:lang w:val="ru-RU"/>
-        </w:rPr>
-        <w:t xml:space="preserve">  </w:t>
-      </w:r>
-      <w:r>
-        <w:rPr>
-          <w:rFonts w:ascii="Courier New" w:hAnsi="Courier New"/>
-          <w:b w:val="false"/>
-          <w:bCs w:val="false"/>
-          <w:sz w:val="24"/>
-          <w:szCs w:val="24"/>
-          <w:lang w:val="ru-RU"/>
-        </w:rPr>
-        <w:t>Имя VARCHAR(20) NULL,</w:t>
-      </w:r>
-    </w:p>
-    <w:p>
-      <w:pPr>
-        <w:pStyle w:val="ListParagraph"/>
-        <w:bidi w:val="0"/>
-        <w:jc w:val="start"/>
-        <w:rPr>
-          <w:rFonts w:ascii="Courier New" w:hAnsi="Courier New"/>
-        </w:rPr>
-      </w:pPr>
-      <w:r>
-        <w:rPr>
-          <w:rFonts w:ascii="Courier New" w:hAnsi="Courier New"/>
-          <w:b w:val="false"/>
-          <w:bCs w:val="false"/>
-          <w:sz w:val="24"/>
-          <w:szCs w:val="24"/>
-          <w:lang w:val="ru-RU"/>
-        </w:rPr>
-        <w:t xml:space="preserve">  </w:t>
-      </w:r>
-      <w:r>
-        <w:rPr>
-          <w:rFonts w:ascii="Courier New" w:hAnsi="Courier New"/>
-          <w:b w:val="false"/>
-          <w:bCs w:val="false"/>
-          <w:sz w:val="24"/>
-          <w:szCs w:val="24"/>
-          <w:lang w:val="ru-RU"/>
-        </w:rPr>
-        <w:t>Отчество VARCHAR(20) NULL,</w:t>
-      </w:r>
-    </w:p>
-    <w:p>
-      <w:pPr>
-        <w:pStyle w:val="ListParagraph"/>
-        <w:bidi w:val="0"/>
-        <w:jc w:val="start"/>
-        <w:rPr>
-          <w:rFonts w:ascii="Courier New" w:hAnsi="Courier New"/>
-        </w:rPr>
-      </w:pPr>
-      <w:r>
-        <w:rPr>
-          <w:rFonts w:ascii="Courier New" w:hAnsi="Courier New"/>
-          <w:b w:val="false"/>
-          <w:bCs w:val="false"/>
-          <w:sz w:val="24"/>
-          <w:szCs w:val="24"/>
-          <w:lang w:val="ru-RU"/>
-        </w:rPr>
-        <w:t xml:space="preserve">  </w:t>
-      </w:r>
-      <w:r>
-        <w:rPr>
-          <w:rFonts w:ascii="Courier New" w:hAnsi="Courier New"/>
-          <w:b w:val="false"/>
-          <w:bCs w:val="false"/>
-          <w:sz w:val="24"/>
-          <w:szCs w:val="24"/>
-          <w:lang w:val="ru-RU"/>
-        </w:rPr>
-        <w:t>Город VARCHAR(20) NULL,</w:t>
-      </w:r>
-    </w:p>
-    <w:p>
-      <w:pPr>
-        <w:pStyle w:val="ListParagraph"/>
-        <w:bidi w:val="0"/>
-        <w:jc w:val="start"/>
-        <w:rPr>
-          <w:rFonts w:ascii="Courier New" w:hAnsi="Courier New"/>
-        </w:rPr>
-      </w:pPr>
-      <w:r>
-        <w:rPr>
-          <w:rFonts w:ascii="Courier New" w:hAnsi="Courier New"/>
-          <w:b w:val="false"/>
-          <w:bCs w:val="false"/>
-          <w:sz w:val="24"/>
-          <w:szCs w:val="24"/>
-          <w:lang w:val="ru-RU"/>
-        </w:rPr>
-        <w:t xml:space="preserve">  </w:t>
-      </w:r>
-      <w:r>
-        <w:rPr>
-          <w:rFonts w:ascii="Courier New" w:hAnsi="Courier New"/>
-          <w:b w:val="false"/>
-          <w:bCs w:val="false"/>
-          <w:sz w:val="24"/>
-          <w:szCs w:val="24"/>
-          <w:lang w:val="ru-RU"/>
-        </w:rPr>
-        <w:t>PRIMARY KEY(НомерКлиента)</w:t>
-      </w:r>
-    </w:p>
-    <w:p>
-      <w:pPr>
-        <w:pStyle w:val="ListParagraph"/>
-        <w:bidi w:val="0"/>
-        <w:jc w:val="start"/>
-        <w:rPr>
-          <w:rFonts w:ascii="Courier New" w:hAnsi="Courier New"/>
-        </w:rPr>
-      </w:pPr>
-      <w:r>
-        <w:rPr>
-          <w:rFonts w:ascii="Courier New" w:hAnsi="Courier New"/>
-          <w:b w:val="false"/>
-          <w:bCs w:val="false"/>
-          <w:sz w:val="24"/>
-          <w:szCs w:val="24"/>
-          <w:lang w:val="ru-RU"/>
-        </w:rPr>
-        <w:t>);</w:t>
-      </w:r>
-    </w:p>
-    <w:p>
-      <w:pPr>
-        <w:pStyle w:val="ListParagraph"/>
-        <w:bidi w:val="0"/>
-        <w:jc w:val="start"/>
-        <w:rPr>
-          <w:rFonts w:ascii="Times New Roman" w:hAnsi="Times New Roman"/>
-          <w:b/>
-          <w:bCs/>
-          <w:sz w:val="28"/>
-          <w:szCs w:val="28"/>
-          <w:lang w:val="ru-RU"/>
-        </w:rPr>
-      </w:pPr>
-      <w:r>
-        <w:rPr>
-          <w:rFonts w:ascii="Times New Roman" w:hAnsi="Times New Roman"/>
-          <w:b/>
-          <w:bCs/>
-          <w:sz w:val="28"/>
-          <w:szCs w:val="28"/>
-          <w:lang w:val="ru-RU"/>
-        </w:rPr>
-      </w:r>
-    </w:p>
-    <w:p>
-      <w:pPr>
-        <w:pStyle w:val="ListParagraph"/>
-        <w:bidi w:val="0"/>
-        <w:jc w:val="center"/>
-        <w:rPr>
-          <w:rFonts w:ascii="Times New Roman" w:hAnsi="Times New Roman"/>
-          <w:b/>
-          <w:bCs/>
-          <w:sz w:val="28"/>
-          <w:szCs w:val="28"/>
-          <w:lang w:val="ru-RU"/>
-        </w:rPr>
-      </w:pPr>
-      <w:r>
-        <w:rPr/>
-        <w:drawing>
-          <wp:inline distT="0" distB="0" distL="0" distR="0">
-            <wp:extent cx="4612640" cy="2901315"/>
-            <wp:effectExtent l="0" t="0" r="0" b="0"/>
-            <wp:docPr id="5" name="Изображение6" descr="" title=""/>
-            <wp:cNvGraphicFramePr>
-              <a:graphicFrameLocks xmlns:a="http://schemas.openxmlformats.org/drawingml/2006/main" noChangeAspect="1"/>
-            </wp:cNvGraphicFramePr>
-            <a:graphic xmlns:a="http://schemas.openxmlformats.org/drawingml/2006/main">
-              <a:graphicData uri="http://schemas.openxmlformats.org/drawingml/2006/picture">
-                <pic:pic xmlns:pic="http://schemas.openxmlformats.org/drawingml/2006/picture">
-                  <pic:nvPicPr>
-                    <pic:cNvPr id="5" name="Изображение6" descr="" title=""/>
+                    <pic:cNvPr id="5" name="Изображение5" descr="" title=""/>
                     <pic:cNvPicPr>
                       <a:picLocks noChangeAspect="1" noChangeArrowheads="1"/>
                     </pic:cNvPicPr>
@@ -6863,7 +6502,7 @@
                   <pic:spPr bwMode="auto">
                     <a:xfrm>
                       <a:off x="0" y="0"/>
-                      <a:ext cx="4612640" cy="2901315"/>
+                      <a:ext cx="5662930" cy="2149475"/>
                     </a:xfrm>
                     <a:prstGeom prst="rect">
                       <a:avLst/>
@@ -6881,21 +6520,21 @@
         <w:pStyle w:val="ListParagraph"/>
         <w:bidi w:val="0"/>
         <w:spacing w:lineRule="auto" w:line="240"/>
-        <w:jc w:val="start"/>
-        <w:rPr>
-          <w:rFonts w:ascii="Times New Roman" w:hAnsi="Times New Roman"/>
-          <w:b/>
-          <w:bCs/>
-          <w:sz w:val="28"/>
-          <w:szCs w:val="28"/>
-          <w:lang w:val="ru-RU"/>
-        </w:rPr>
-      </w:pPr>
-      <w:r>
-        <w:rPr>
-          <w:rFonts w:ascii="Times New Roman" w:hAnsi="Times New Roman"/>
-          <w:b/>
-          <w:bCs/>
+        <w:jc w:val="center"/>
+        <w:rPr>
+          <w:rFonts w:ascii="Times New Roman" w:hAnsi="Times New Roman"/>
+          <w:b w:val="false"/>
+          <w:bCs w:val="false"/>
+          <w:sz w:val="28"/>
+          <w:szCs w:val="28"/>
+          <w:lang w:val="ru-RU"/>
+        </w:rPr>
+      </w:pPr>
+      <w:r>
+        <w:rPr>
+          <w:rFonts w:ascii="Times New Roman" w:hAnsi="Times New Roman"/>
+          <w:b w:val="false"/>
+          <w:bCs w:val="false"/>
           <w:sz w:val="28"/>
           <w:szCs w:val="28"/>
           <w:lang w:val="ru-RU"/>
@@ -6925,13 +6564,15 @@
           <w:szCs w:val="24"/>
           <w:lang w:val="ru-RU"/>
         </w:rPr>
-        <w:t>Рисунок 5. Сущность «Оптовые клиенты»</w:t>
-      </w:r>
-    </w:p>
-    <w:p>
-      <w:pPr>
-        <w:pStyle w:val="ListParagraph"/>
-        <w:bidi w:val="0"/>
+        <w:t>Рисунок 4. Сущность «Препараты»</w:t>
+      </w:r>
+    </w:p>
+    <w:p>
+      <w:pPr>
+        <w:pStyle w:val="ListParagraph"/>
+        <w:bidi w:val="0"/>
+        <w:spacing w:lineRule="auto" w:line="360" w:before="0" w:after="0"/>
+        <w:contextualSpacing/>
         <w:jc w:val="start"/>
         <w:rPr>
           <w:rFonts w:ascii="Times New Roman" w:hAnsi="Times New Roman"/>
@@ -6976,7 +6617,7 @@
           <w:szCs w:val="28"/>
           <w:lang w:val="ru-RU"/>
         </w:rPr>
-        <w:t>Сущность «Заказы»</w:t>
+        <w:t>Сущность «Оптовые клиенты»</w:t>
       </w:r>
     </w:p>
     <w:p>
@@ -7023,7 +6664,7 @@
           <w:szCs w:val="24"/>
           <w:lang w:val="ru-RU"/>
         </w:rPr>
-        <w:t>CREATE TABLE Заказы (</w:t>
+        <w:t>CREATE TABLE ОптовыеКлиенты (</w:t>
       </w:r>
     </w:p>
     <w:p>
@@ -7055,7 +6696,7 @@
           <w:szCs w:val="24"/>
           <w:lang w:val="ru-RU"/>
         </w:rPr>
-        <w:t>НомерЗаказа INTEGER UNSIGNED NOT NULL AUTO_INCREMENT,</w:t>
+        <w:t>НомерКлиента INTEGER UNSIGNED NOT NULL AUTO_INCREMENT,</w:t>
       </w:r>
     </w:p>
     <w:p>
@@ -7087,7 +6728,7 @@
           <w:szCs w:val="24"/>
           <w:lang w:val="ru-RU"/>
         </w:rPr>
-        <w:t>ОптовыеКлиенты_НомерКлиента INTEGER UNSIGNED NOT NULL,</w:t>
+        <w:t>Фамилия VARCHAR(20) NULL,</w:t>
       </w:r>
     </w:p>
     <w:p>
@@ -7119,7 +6760,7 @@
           <w:szCs w:val="24"/>
           <w:lang w:val="ru-RU"/>
         </w:rPr>
-        <w:t>Препараты_КодПрепарата INTEGER UNSIGNED NOT NULL,</w:t>
+        <w:t>Имя VARCHAR(20) NULL,</w:t>
       </w:r>
     </w:p>
     <w:p>
@@ -7151,7 +6792,7 @@
           <w:szCs w:val="24"/>
           <w:lang w:val="ru-RU"/>
         </w:rPr>
-        <w:t>ДатаЗаказа DATE NULL,</w:t>
+        <w:t>Отчество VARCHAR(20) NULL,</w:t>
       </w:r>
     </w:p>
     <w:p>
@@ -7183,7 +6824,7 @@
           <w:szCs w:val="24"/>
           <w:lang w:val="ru-RU"/>
         </w:rPr>
-        <w:t>Количество INTEGER UNSIGNED NULL,</w:t>
+        <w:t>Город VARCHAR(20) NULL,</w:t>
       </w:r>
     </w:p>
     <w:p>
@@ -7215,7 +6856,7 @@
           <w:szCs w:val="24"/>
           <w:lang w:val="ru-RU"/>
         </w:rPr>
-        <w:t>Скидка INTEGER UNSIGNED NULL,</w:t>
+        <w:t>PRIMARY KEY(НомерКлиента)</w:t>
       </w:r>
     </w:p>
     <w:p>
@@ -7236,102 +6877,6 @@
           <w:szCs w:val="24"/>
           <w:lang w:val="ru-RU"/>
         </w:rPr>
-        <w:t xml:space="preserve">  </w:t>
-      </w:r>
-      <w:r>
-        <w:rPr>
-          <w:rFonts w:ascii="Courier New" w:hAnsi="Courier New"/>
-          <w:b w:val="false"/>
-          <w:bCs w:val="false"/>
-          <w:sz w:val="24"/>
-          <w:szCs w:val="24"/>
-          <w:lang w:val="ru-RU"/>
-        </w:rPr>
-        <w:t>PRIMARY KEY(НомерЗаказа),</w:t>
-      </w:r>
-    </w:p>
-    <w:p>
-      <w:pPr>
-        <w:pStyle w:val="ListParagraph"/>
-        <w:bidi w:val="0"/>
-        <w:jc w:val="start"/>
-        <w:rPr>
-          <w:rFonts w:ascii="Courier New" w:hAnsi="Courier New"/>
-        </w:rPr>
-      </w:pPr>
-      <w:r>
-        <w:rPr>
-          <w:rFonts w:ascii="Courier New" w:hAnsi="Courier New"/>
-          <w:b w:val="false"/>
-          <w:bCs w:val="false"/>
-          <w:sz w:val="24"/>
-          <w:szCs w:val="24"/>
-          <w:lang w:val="ru-RU"/>
-        </w:rPr>
-        <w:t xml:space="preserve">  </w:t>
-      </w:r>
-      <w:r>
-        <w:rPr>
-          <w:rFonts w:ascii="Courier New" w:hAnsi="Courier New"/>
-          <w:b w:val="false"/>
-          <w:bCs w:val="false"/>
-          <w:sz w:val="24"/>
-          <w:szCs w:val="24"/>
-          <w:lang w:val="ru-RU"/>
-        </w:rPr>
-        <w:t>INDEX Заказы_FKIndex1(Препараты_КодПрепарата),</w:t>
-      </w:r>
-    </w:p>
-    <w:p>
-      <w:pPr>
-        <w:pStyle w:val="ListParagraph"/>
-        <w:bidi w:val="0"/>
-        <w:jc w:val="start"/>
-        <w:rPr>
-          <w:rFonts w:ascii="Courier New" w:hAnsi="Courier New"/>
-        </w:rPr>
-      </w:pPr>
-      <w:r>
-        <w:rPr>
-          <w:rFonts w:ascii="Courier New" w:hAnsi="Courier New"/>
-          <w:b w:val="false"/>
-          <w:bCs w:val="false"/>
-          <w:sz w:val="24"/>
-          <w:szCs w:val="24"/>
-          <w:lang w:val="ru-RU"/>
-        </w:rPr>
-        <w:t xml:space="preserve">  </w:t>
-      </w:r>
-      <w:r>
-        <w:rPr>
-          <w:rFonts w:ascii="Courier New" w:hAnsi="Courier New"/>
-          <w:b w:val="false"/>
-          <w:bCs w:val="false"/>
-          <w:sz w:val="24"/>
-          <w:szCs w:val="24"/>
-          <w:lang w:val="ru-RU"/>
-        </w:rPr>
-        <w:t>INDEX Заказы_FKIndex2(ОптовыеКлиенты_НомерКлиента)</w:t>
-      </w:r>
-    </w:p>
-    <w:p>
-      <w:pPr>
-        <w:pStyle w:val="ListParagraph"/>
-        <w:bidi w:val="0"/>
-        <w:jc w:val="start"/>
-        <w:rPr>
-          <w:rFonts w:ascii="Courier New" w:hAnsi="Courier New"/>
-        </w:rPr>
-      </w:pPr>
-      <w:r>
-        <w:rPr>
-          <w:rFonts w:ascii="Courier New" w:hAnsi="Courier New"/>
-          <w:b w:val="false"/>
-          <w:bCs w:val="false"/>
-          <w:sz w:val="24"/>
-          <w:szCs w:val="24"/>
-          <w:lang w:val="ru-RU"/>
-        </w:rPr>
         <w:t>);</w:t>
       </w:r>
     </w:p>
@@ -7339,36 +6884,36 @@
       <w:pPr>
         <w:pStyle w:val="ListParagraph"/>
         <w:bidi w:val="0"/>
+        <w:jc w:val="start"/>
+        <w:rPr>
+          <w:rFonts w:ascii="Times New Roman" w:hAnsi="Times New Roman"/>
+          <w:b/>
+          <w:bCs/>
+          <w:sz w:val="28"/>
+          <w:szCs w:val="28"/>
+          <w:lang w:val="ru-RU"/>
+        </w:rPr>
+      </w:pPr>
+      <w:r>
+        <w:rPr>
+          <w:rFonts w:ascii="Times New Roman" w:hAnsi="Times New Roman"/>
+          <w:b/>
+          <w:bCs/>
+          <w:sz w:val="28"/>
+          <w:szCs w:val="28"/>
+          <w:lang w:val="ru-RU"/>
+        </w:rPr>
+      </w:r>
+    </w:p>
+    <w:p>
+      <w:pPr>
+        <w:pStyle w:val="ListParagraph"/>
+        <w:bidi w:val="0"/>
         <w:jc w:val="center"/>
         <w:rPr>
-          <w:rFonts w:ascii="Courier New" w:hAnsi="Courier New"/>
-          <w:b w:val="false"/>
-          <w:bCs w:val="false"/>
-          <w:sz w:val="28"/>
-          <w:szCs w:val="28"/>
-          <w:lang w:val="ru-RU"/>
-        </w:rPr>
-      </w:pPr>
-      <w:r>
-        <w:rPr>
-          <w:rFonts w:ascii="Courier New" w:hAnsi="Courier New"/>
-          <w:b w:val="false"/>
-          <w:bCs w:val="false"/>
-          <w:sz w:val="28"/>
-          <w:szCs w:val="28"/>
-          <w:lang w:val="ru-RU"/>
-        </w:rPr>
-      </w:r>
-    </w:p>
-    <w:p>
-      <w:pPr>
-        <w:pStyle w:val="ListParagraph"/>
-        <w:bidi w:val="0"/>
-        <w:jc w:val="center"/>
-        <w:rPr>
-          <w:rFonts w:ascii="Times New Roman" w:hAnsi="Times New Roman"/>
-          <w:b w:val="false"/>
-          <w:bCs w:val="false"/>
+          <w:rFonts w:ascii="Times New Roman" w:hAnsi="Times New Roman"/>
+          <w:b/>
+          <w:bCs/>
           <w:sz w:val="28"/>
           <w:szCs w:val="28"/>
           <w:lang w:val="ru-RU"/>
@@ -7378,9 +6923,9 @@
         <w:rPr/>
         <w:drawing>
           <wp:inline distT="0" distB="0" distL="0" distR="0">
-            <wp:extent cx="4490720" cy="2824480"/>
+            <wp:extent cx="5356860" cy="2217420"/>
             <wp:effectExtent l="0" t="0" r="0" b="0"/>
-            <wp:docPr id="6" name="Изображение4" descr="" title=""/>
+            <wp:docPr id="6" name="Изображение6" descr="" title=""/>
             <wp:cNvGraphicFramePr>
               <a:graphicFrameLocks xmlns:a="http://schemas.openxmlformats.org/drawingml/2006/main" noChangeAspect="1"/>
             </wp:cNvGraphicFramePr>
@@ -7388,7 +6933,7 @@
               <a:graphicData uri="http://schemas.openxmlformats.org/drawingml/2006/picture">
                 <pic:pic xmlns:pic="http://schemas.openxmlformats.org/drawingml/2006/picture">
                   <pic:nvPicPr>
-                    <pic:cNvPr id="6" name="Изображение4" descr="" title=""/>
+                    <pic:cNvPr id="6" name="Изображение6" descr="" title=""/>
                     <pic:cNvPicPr>
                       <a:picLocks noChangeAspect="1" noChangeArrowheads="1"/>
                     </pic:cNvPicPr>
@@ -7402,7 +6947,571 @@
                   <pic:spPr bwMode="auto">
                     <a:xfrm>
                       <a:off x="0" y="0"/>
-                      <a:ext cx="4490720" cy="2824480"/>
+                      <a:ext cx="5356860" cy="2217420"/>
+                    </a:xfrm>
+                    <a:prstGeom prst="rect">
+                      <a:avLst/>
+                    </a:prstGeom>
+                  </pic:spPr>
+                </pic:pic>
+              </a:graphicData>
+            </a:graphic>
+          </wp:inline>
+        </w:drawing>
+      </w:r>
+    </w:p>
+    <w:p>
+      <w:pPr>
+        <w:pStyle w:val="ListParagraph"/>
+        <w:bidi w:val="0"/>
+        <w:spacing w:lineRule="auto" w:line="240"/>
+        <w:jc w:val="start"/>
+        <w:rPr>
+          <w:rFonts w:ascii="Times New Roman" w:hAnsi="Times New Roman"/>
+          <w:b/>
+          <w:bCs/>
+          <w:sz w:val="28"/>
+          <w:szCs w:val="28"/>
+          <w:lang w:val="ru-RU"/>
+        </w:rPr>
+      </w:pPr>
+      <w:r>
+        <w:rPr>
+          <w:rFonts w:ascii="Times New Roman" w:hAnsi="Times New Roman"/>
+          <w:b/>
+          <w:bCs/>
+          <w:sz w:val="28"/>
+          <w:szCs w:val="28"/>
+          <w:lang w:val="ru-RU"/>
+        </w:rPr>
+      </w:r>
+    </w:p>
+    <w:p>
+      <w:pPr>
+        <w:pStyle w:val="ListParagraph"/>
+        <w:bidi w:val="0"/>
+        <w:jc w:val="center"/>
+        <w:rPr>
+          <w:rFonts w:ascii="Times New Roman" w:hAnsi="Times New Roman"/>
+          <w:b w:val="false"/>
+          <w:bCs w:val="false"/>
+          <w:sz w:val="24"/>
+          <w:szCs w:val="24"/>
+          <w:lang w:val="ru-RU"/>
+        </w:rPr>
+      </w:pPr>
+      <w:r>
+        <w:rPr>
+          <w:rFonts w:ascii="Times New Roman" w:hAnsi="Times New Roman"/>
+          <w:b w:val="false"/>
+          <w:bCs w:val="false"/>
+          <w:sz w:val="24"/>
+          <w:szCs w:val="24"/>
+          <w:lang w:val="ru-RU"/>
+        </w:rPr>
+        <w:t>Рисунок 5. Сущность «Оптовые клиенты»</w:t>
+      </w:r>
+    </w:p>
+    <w:p>
+      <w:pPr>
+        <w:pStyle w:val="ListParagraph"/>
+        <w:bidi w:val="0"/>
+        <w:jc w:val="start"/>
+        <w:rPr>
+          <w:rFonts w:ascii="Times New Roman" w:hAnsi="Times New Roman"/>
+          <w:b/>
+          <w:bCs/>
+          <w:sz w:val="28"/>
+          <w:szCs w:val="28"/>
+          <w:lang w:val="ru-RU"/>
+        </w:rPr>
+      </w:pPr>
+      <w:r>
+        <w:rPr>
+          <w:rFonts w:ascii="Times New Roman" w:hAnsi="Times New Roman"/>
+          <w:b/>
+          <w:bCs/>
+          <w:sz w:val="28"/>
+          <w:szCs w:val="28"/>
+          <w:lang w:val="ru-RU"/>
+        </w:rPr>
+      </w:r>
+    </w:p>
+    <w:p>
+      <w:pPr>
+        <w:pStyle w:val="ListParagraph"/>
+        <w:bidi w:val="0"/>
+        <w:jc w:val="start"/>
+        <w:rPr>
+          <w:rFonts w:ascii="Times New Roman" w:hAnsi="Times New Roman"/>
+          <w:b/>
+          <w:bCs/>
+          <w:sz w:val="28"/>
+          <w:szCs w:val="28"/>
+          <w:lang w:val="ru-RU"/>
+        </w:rPr>
+      </w:pPr>
+      <w:r>
+        <w:rPr>
+          <w:rFonts w:ascii="Times New Roman" w:hAnsi="Times New Roman"/>
+          <w:b/>
+          <w:bCs/>
+          <w:sz w:val="28"/>
+          <w:szCs w:val="28"/>
+          <w:lang w:val="ru-RU"/>
+        </w:rPr>
+        <w:t>Сущность «Заказы»</w:t>
+      </w:r>
+    </w:p>
+    <w:p>
+      <w:pPr>
+        <w:pStyle w:val="ListParagraph"/>
+        <w:bidi w:val="0"/>
+        <w:spacing w:lineRule="auto" w:line="240"/>
+        <w:jc w:val="start"/>
+        <w:rPr>
+          <w:rFonts w:ascii="Times New Roman" w:hAnsi="Times New Roman"/>
+          <w:b/>
+          <w:bCs/>
+          <w:sz w:val="28"/>
+          <w:szCs w:val="28"/>
+          <w:lang w:val="ru-RU"/>
+        </w:rPr>
+      </w:pPr>
+      <w:r>
+        <w:rPr>
+          <w:rFonts w:ascii="Times New Roman" w:hAnsi="Times New Roman"/>
+          <w:b/>
+          <w:bCs/>
+          <w:sz w:val="28"/>
+          <w:szCs w:val="28"/>
+          <w:lang w:val="ru-RU"/>
+        </w:rPr>
+      </w:r>
+    </w:p>
+    <w:p>
+      <w:pPr>
+        <w:pStyle w:val="ListParagraph"/>
+        <w:bidi w:val="0"/>
+        <w:jc w:val="start"/>
+        <w:rPr>
+          <w:rFonts w:ascii="Courier New" w:hAnsi="Courier New"/>
+        </w:rPr>
+      </w:pPr>
+      <w:r>
+        <w:rPr>
+          <w:rFonts w:ascii="Courier New" w:hAnsi="Courier New"/>
+          <w:b w:val="false"/>
+          <w:bCs w:val="false"/>
+          <w:sz w:val="24"/>
+          <w:szCs w:val="24"/>
+          <w:lang w:val="ru-RU"/>
+        </w:rPr>
+        <w:t>CREATE TABLE Заказы (</w:t>
+      </w:r>
+    </w:p>
+    <w:p>
+      <w:pPr>
+        <w:pStyle w:val="ListParagraph"/>
+        <w:bidi w:val="0"/>
+        <w:jc w:val="start"/>
+        <w:rPr>
+          <w:rFonts w:ascii="Courier New" w:hAnsi="Courier New"/>
+        </w:rPr>
+      </w:pPr>
+      <w:r>
+        <w:rPr>
+          <w:rFonts w:ascii="Courier New" w:hAnsi="Courier New"/>
+          <w:b w:val="false"/>
+          <w:bCs w:val="false"/>
+          <w:sz w:val="24"/>
+          <w:szCs w:val="24"/>
+          <w:lang w:val="ru-RU"/>
+        </w:rPr>
+        <w:t xml:space="preserve">  </w:t>
+      </w:r>
+      <w:r>
+        <w:rPr>
+          <w:rFonts w:ascii="Courier New" w:hAnsi="Courier New"/>
+          <w:b w:val="false"/>
+          <w:bCs w:val="false"/>
+          <w:sz w:val="24"/>
+          <w:szCs w:val="24"/>
+          <w:lang w:val="ru-RU"/>
+        </w:rPr>
+        <w:t>НомерЗаказа INTEGER UNSIGNED NOT NULL AUTO_INCREMENT,</w:t>
+      </w:r>
+    </w:p>
+    <w:p>
+      <w:pPr>
+        <w:pStyle w:val="ListParagraph"/>
+        <w:bidi w:val="0"/>
+        <w:jc w:val="start"/>
+        <w:rPr>
+          <w:rFonts w:ascii="Courier New" w:hAnsi="Courier New"/>
+        </w:rPr>
+      </w:pPr>
+      <w:r>
+        <w:rPr>
+          <w:rFonts w:ascii="Courier New" w:hAnsi="Courier New"/>
+          <w:b w:val="false"/>
+          <w:bCs w:val="false"/>
+          <w:sz w:val="24"/>
+          <w:szCs w:val="24"/>
+          <w:lang w:val="ru-RU"/>
+        </w:rPr>
+        <w:t xml:space="preserve">  </w:t>
+      </w:r>
+      <w:r>
+        <w:rPr>
+          <w:rFonts w:ascii="Courier New" w:hAnsi="Courier New"/>
+          <w:b w:val="false"/>
+          <w:bCs w:val="false"/>
+          <w:sz w:val="24"/>
+          <w:szCs w:val="24"/>
+          <w:lang w:val="ru-RU"/>
+        </w:rPr>
+        <w:t>ОптовыеКлиенты_НомерКлиента INTEGER UNSIGNED NOT NULL,</w:t>
+      </w:r>
+    </w:p>
+    <w:p>
+      <w:pPr>
+        <w:pStyle w:val="ListParagraph"/>
+        <w:bidi w:val="0"/>
+        <w:jc w:val="start"/>
+        <w:rPr>
+          <w:rFonts w:ascii="Courier New" w:hAnsi="Courier New"/>
+        </w:rPr>
+      </w:pPr>
+      <w:r>
+        <w:rPr>
+          <w:rFonts w:ascii="Courier New" w:hAnsi="Courier New"/>
+          <w:b w:val="false"/>
+          <w:bCs w:val="false"/>
+          <w:sz w:val="24"/>
+          <w:szCs w:val="24"/>
+          <w:lang w:val="ru-RU"/>
+        </w:rPr>
+        <w:t xml:space="preserve">  </w:t>
+      </w:r>
+      <w:r>
+        <w:rPr>
+          <w:rFonts w:ascii="Courier New" w:hAnsi="Courier New"/>
+          <w:b w:val="false"/>
+          <w:bCs w:val="false"/>
+          <w:sz w:val="24"/>
+          <w:szCs w:val="24"/>
+          <w:lang w:val="ru-RU"/>
+        </w:rPr>
+        <w:t>Препараты_КодПрепарата INTEGER UNSIGNED NOT NULL,</w:t>
+      </w:r>
+    </w:p>
+    <w:p>
+      <w:pPr>
+        <w:pStyle w:val="ListParagraph"/>
+        <w:bidi w:val="0"/>
+        <w:jc w:val="start"/>
+        <w:rPr>
+          <w:rFonts w:ascii="Courier New" w:hAnsi="Courier New"/>
+        </w:rPr>
+      </w:pPr>
+      <w:r>
+        <w:rPr>
+          <w:rFonts w:ascii="Courier New" w:hAnsi="Courier New"/>
+          <w:b w:val="false"/>
+          <w:bCs w:val="false"/>
+          <w:sz w:val="24"/>
+          <w:szCs w:val="24"/>
+          <w:lang w:val="ru-RU"/>
+        </w:rPr>
+        <w:t xml:space="preserve">  </w:t>
+      </w:r>
+      <w:r>
+        <w:rPr>
+          <w:rFonts w:ascii="Courier New" w:hAnsi="Courier New"/>
+          <w:b w:val="false"/>
+          <w:bCs w:val="false"/>
+          <w:sz w:val="24"/>
+          <w:szCs w:val="24"/>
+          <w:lang w:val="ru-RU"/>
+        </w:rPr>
+        <w:t>ДатаЗаказа DATE NULL,</w:t>
+      </w:r>
+    </w:p>
+    <w:p>
+      <w:pPr>
+        <w:pStyle w:val="ListParagraph"/>
+        <w:bidi w:val="0"/>
+        <w:jc w:val="start"/>
+        <w:rPr>
+          <w:rFonts w:ascii="Courier New" w:hAnsi="Courier New"/>
+        </w:rPr>
+      </w:pPr>
+      <w:r>
+        <w:rPr>
+          <w:rFonts w:ascii="Courier New" w:hAnsi="Courier New"/>
+          <w:b w:val="false"/>
+          <w:bCs w:val="false"/>
+          <w:sz w:val="24"/>
+          <w:szCs w:val="24"/>
+          <w:lang w:val="ru-RU"/>
+        </w:rPr>
+        <w:t xml:space="preserve">  </w:t>
+      </w:r>
+      <w:r>
+        <w:rPr>
+          <w:rFonts w:ascii="Courier New" w:hAnsi="Courier New"/>
+          <w:b w:val="false"/>
+          <w:bCs w:val="false"/>
+          <w:sz w:val="24"/>
+          <w:szCs w:val="24"/>
+          <w:lang w:val="ru-RU"/>
+        </w:rPr>
+        <w:t>Количество INTEGER UNSIGNED NULL,</w:t>
+      </w:r>
+    </w:p>
+    <w:p>
+      <w:pPr>
+        <w:pStyle w:val="ListParagraph"/>
+        <w:bidi w:val="0"/>
+        <w:jc w:val="start"/>
+        <w:rPr>
+          <w:rFonts w:ascii="Courier New" w:hAnsi="Courier New"/>
+        </w:rPr>
+      </w:pPr>
+      <w:r>
+        <w:rPr>
+          <w:rFonts w:ascii="Courier New" w:hAnsi="Courier New"/>
+          <w:b w:val="false"/>
+          <w:bCs w:val="false"/>
+          <w:sz w:val="24"/>
+          <w:szCs w:val="24"/>
+          <w:lang w:val="ru-RU"/>
+        </w:rPr>
+        <w:t xml:space="preserve">  </w:t>
+      </w:r>
+      <w:r>
+        <w:rPr>
+          <w:rFonts w:ascii="Courier New" w:hAnsi="Courier New"/>
+          <w:b w:val="false"/>
+          <w:bCs w:val="false"/>
+          <w:sz w:val="24"/>
+          <w:szCs w:val="24"/>
+          <w:lang w:val="ru-RU"/>
+        </w:rPr>
+        <w:t>Скидка INTEGER UNSIGNED NULL,</w:t>
+      </w:r>
+    </w:p>
+    <w:p>
+      <w:pPr>
+        <w:pStyle w:val="ListParagraph"/>
+        <w:bidi w:val="0"/>
+        <w:jc w:val="start"/>
+        <w:rPr>
+          <w:rFonts w:ascii="Courier New" w:hAnsi="Courier New"/>
+        </w:rPr>
+      </w:pPr>
+      <w:r>
+        <w:rPr>
+          <w:rFonts w:ascii="Courier New" w:hAnsi="Courier New"/>
+          <w:b w:val="false"/>
+          <w:bCs w:val="false"/>
+          <w:sz w:val="24"/>
+          <w:szCs w:val="24"/>
+          <w:lang w:val="ru-RU"/>
+        </w:rPr>
+        <w:t xml:space="preserve">  </w:t>
+      </w:r>
+      <w:r>
+        <w:rPr>
+          <w:rFonts w:ascii="Courier New" w:hAnsi="Courier New"/>
+          <w:b w:val="false"/>
+          <w:bCs w:val="false"/>
+          <w:sz w:val="24"/>
+          <w:szCs w:val="24"/>
+          <w:lang w:val="ru-RU"/>
+        </w:rPr>
+        <w:t>PRIMARY KEY(НомерЗаказа),</w:t>
+      </w:r>
+    </w:p>
+    <w:p>
+      <w:pPr>
+        <w:pStyle w:val="ListParagraph"/>
+        <w:bidi w:val="0"/>
+        <w:jc w:val="start"/>
+        <w:rPr>
+          <w:rFonts w:ascii="Courier New" w:hAnsi="Courier New"/>
+        </w:rPr>
+      </w:pPr>
+      <w:r>
+        <w:rPr>
+          <w:rFonts w:ascii="Courier New" w:hAnsi="Courier New"/>
+          <w:b w:val="false"/>
+          <w:bCs w:val="false"/>
+          <w:sz w:val="24"/>
+          <w:szCs w:val="24"/>
+          <w:lang w:val="ru-RU"/>
+        </w:rPr>
+        <w:t xml:space="preserve">  </w:t>
+      </w:r>
+      <w:r>
+        <w:rPr>
+          <w:rFonts w:ascii="Courier New" w:hAnsi="Courier New"/>
+          <w:b w:val="false"/>
+          <w:bCs w:val="false"/>
+          <w:sz w:val="24"/>
+          <w:szCs w:val="24"/>
+          <w:lang w:val="ru-RU"/>
+        </w:rPr>
+        <w:t>INDEX Заказы_FKIndex1(Препараты_КодПрепарата),</w:t>
+      </w:r>
+    </w:p>
+    <w:p>
+      <w:pPr>
+        <w:pStyle w:val="ListParagraph"/>
+        <w:bidi w:val="0"/>
+        <w:jc w:val="start"/>
+        <w:rPr>
+          <w:rFonts w:ascii="Courier New" w:hAnsi="Courier New"/>
+        </w:rPr>
+      </w:pPr>
+      <w:r>
+        <w:rPr>
+          <w:rFonts w:ascii="Courier New" w:hAnsi="Courier New"/>
+          <w:b w:val="false"/>
+          <w:bCs w:val="false"/>
+          <w:sz w:val="24"/>
+          <w:szCs w:val="24"/>
+          <w:lang w:val="ru-RU"/>
+        </w:rPr>
+        <w:t xml:space="preserve">  </w:t>
+      </w:r>
+      <w:r>
+        <w:rPr>
+          <w:rFonts w:ascii="Courier New" w:hAnsi="Courier New"/>
+          <w:b w:val="false"/>
+          <w:bCs w:val="false"/>
+          <w:sz w:val="24"/>
+          <w:szCs w:val="24"/>
+          <w:lang w:val="ru-RU"/>
+        </w:rPr>
+        <w:t>INDEX Заказы_FKIndex2(ОптовыеКлиенты_НомерКлиента)</w:t>
+      </w:r>
+    </w:p>
+    <w:p>
+      <w:pPr>
+        <w:pStyle w:val="ListParagraph"/>
+        <w:bidi w:val="0"/>
+        <w:jc w:val="start"/>
+        <w:rPr>
+          <w:rFonts w:ascii="Courier New" w:hAnsi="Courier New"/>
+        </w:rPr>
+      </w:pPr>
+      <w:r>
+        <w:rPr>
+          <w:rFonts w:ascii="Courier New" w:hAnsi="Courier New"/>
+          <w:b w:val="false"/>
+          <w:bCs w:val="false"/>
+          <w:sz w:val="24"/>
+          <w:szCs w:val="24"/>
+          <w:lang w:val="ru-RU"/>
+        </w:rPr>
+        <w:t>);</w:t>
+      </w:r>
+    </w:p>
+    <w:p>
+      <w:pPr>
+        <w:pStyle w:val="ListParagraph"/>
+        <w:bidi w:val="0"/>
+        <w:jc w:val="center"/>
+        <w:rPr>
+          <w:rFonts w:ascii="Courier New" w:hAnsi="Courier New"/>
+          <w:b w:val="false"/>
+          <w:bCs w:val="false"/>
+          <w:sz w:val="28"/>
+          <w:szCs w:val="28"/>
+          <w:lang w:val="ru-RU"/>
+        </w:rPr>
+      </w:pPr>
+      <w:r>
+        <w:rPr>
+          <w:rFonts w:ascii="Courier New" w:hAnsi="Courier New"/>
+          <w:b w:val="false"/>
+          <w:bCs w:val="false"/>
+          <w:sz w:val="28"/>
+          <w:szCs w:val="28"/>
+          <w:lang w:val="ru-RU"/>
+        </w:rPr>
+      </w:r>
+    </w:p>
+    <w:p>
+      <w:pPr>
+        <w:pStyle w:val="ListParagraph"/>
+        <w:bidi w:val="0"/>
+        <w:jc w:val="center"/>
+        <w:rPr>
+          <w:rFonts w:ascii="Courier New" w:hAnsi="Courier New"/>
+          <w:b w:val="false"/>
+          <w:bCs w:val="false"/>
+          <w:sz w:val="28"/>
+          <w:szCs w:val="28"/>
+          <w:lang w:val="ru-RU"/>
+        </w:rPr>
+      </w:pPr>
+      <w:r>
+        <w:rPr>
+          <w:rFonts w:ascii="Courier New" w:hAnsi="Courier New"/>
+          <w:b w:val="false"/>
+          <w:bCs w:val="false"/>
+          <w:sz w:val="28"/>
+          <w:szCs w:val="28"/>
+          <w:lang w:val="ru-RU"/>
+        </w:rPr>
+      </w:r>
+    </w:p>
+    <w:p>
+      <w:pPr>
+        <w:pStyle w:val="ListParagraph"/>
+        <w:bidi w:val="0"/>
+        <w:jc w:val="center"/>
+        <w:rPr>
+          <w:rFonts w:ascii="Times New Roman" w:hAnsi="Times New Roman"/>
+          <w:b w:val="false"/>
+          <w:bCs w:val="false"/>
+          <w:sz w:val="28"/>
+          <w:szCs w:val="28"/>
+          <w:lang w:val="ru-RU"/>
+        </w:rPr>
+      </w:pPr>
+      <w:r>
+        <w:rPr/>
+        <w:drawing>
+          <wp:inline distT="0" distB="0" distL="0" distR="0">
+            <wp:extent cx="5662930" cy="2844165"/>
+            <wp:effectExtent l="0" t="0" r="0" b="0"/>
+            <wp:docPr id="7" name="Изображение4" descr="" title=""/>
+            <wp:cNvGraphicFramePr>
+              <a:graphicFrameLocks xmlns:a="http://schemas.openxmlformats.org/drawingml/2006/main" noChangeAspect="1"/>
+            </wp:cNvGraphicFramePr>
+            <a:graphic xmlns:a="http://schemas.openxmlformats.org/drawingml/2006/main">
+              <a:graphicData uri="http://schemas.openxmlformats.org/drawingml/2006/picture">
+                <pic:pic xmlns:pic="http://schemas.openxmlformats.org/drawingml/2006/picture">
+                  <pic:nvPicPr>
+                    <pic:cNvPr id="7" name="Изображение4" descr="" title=""/>
+                    <pic:cNvPicPr>
+                      <a:picLocks noChangeAspect="1" noChangeArrowheads="1"/>
+                    </pic:cNvPicPr>
+                  </pic:nvPicPr>
+                  <pic:blipFill>
+                    <a:blip r:embed="rId8"/>
+                    <a:stretch>
+                      <a:fillRect/>
+                    </a:stretch>
+                  </pic:blipFill>
+                  <pic:spPr bwMode="auto">
+                    <a:xfrm>
+                      <a:off x="0" y="0"/>
+                      <a:ext cx="5662930" cy="2844165"/>
                     </a:xfrm>
                     <a:prstGeom prst="rect">
                       <a:avLst/>

--- a/ПроектированиеБД.docx
+++ b/ПроектированиеБД.docx
@@ -2645,7 +2645,7 @@
         <w:spacing w:lineRule="auto" w:line="360" w:before="0" w:after="0"/>
         <w:ind w:firstLine="737" w:start="0" w:end="0"/>
         <w:contextualSpacing/>
-        <w:jc w:val="start"/>
+        <w:jc w:val="both"/>
         <w:rPr/>
       </w:pPr>
       <w:r>
@@ -2668,7 +2668,7 @@
           <w:szCs w:val="28"/>
           <w:lang w:val="en-GB"/>
         </w:rPr>
-        <w:t>SQL Manager Lite for MySQL</w:t>
+        <w:t>DBeaver</w:t>
       </w:r>
       <w:r>
         <w:rPr>
@@ -2679,7 +2679,7 @@
           <w:szCs w:val="28"/>
           <w:lang w:val="ru-RU"/>
         </w:rPr>
-        <w:t>» в соответствии с типами данных (см. приложение А)</w:t>
+        <w:t>» в соответствии с типами данных.</w:t>
       </w:r>
     </w:p>
     <w:p>
@@ -6115,7 +6115,18 @@
           <w:szCs w:val="28"/>
           <w:lang w:val="ru-RU"/>
         </w:rPr>
-        <w:t>Сущность «Препараты»</w:t>
+        <w:t xml:space="preserve">Сущность «Препараты» </w:t>
+      </w:r>
+      <w:r>
+        <w:rPr>
+          <w:rFonts w:ascii="Times New Roman" w:hAnsi="Times New Roman"/>
+          <w:b/>
+          <w:bCs/>
+          <w:sz w:val="28"/>
+          <w:szCs w:val="28"/>
+          <w:lang w:val="ru-RU"/>
+        </w:rPr>
+        <w:t>(см. рис. 4)</w:t>
       </w:r>
     </w:p>
     <w:p>
@@ -6617,7 +6628,18 @@
           <w:szCs w:val="28"/>
           <w:lang w:val="ru-RU"/>
         </w:rPr>
-        <w:t>Сущность «Оптовые клиенты»</w:t>
+        <w:t xml:space="preserve">Сущность «Оптовые клиенты» </w:t>
+      </w:r>
+      <w:r>
+        <w:rPr>
+          <w:rFonts w:ascii="Times New Roman" w:hAnsi="Times New Roman"/>
+          <w:b/>
+          <w:bCs/>
+          <w:sz w:val="28"/>
+          <w:szCs w:val="28"/>
+          <w:lang w:val="ru-RU"/>
+        </w:rPr>
+        <w:t>(см. рис. 5)</w:t>
       </w:r>
     </w:p>
     <w:p>
@@ -7060,7 +7082,18 @@
           <w:szCs w:val="28"/>
           <w:lang w:val="ru-RU"/>
         </w:rPr>
-        <w:t>Сущность «Заказы»</w:t>
+        <w:t xml:space="preserve">Сущность «Заказы» </w:t>
+      </w:r>
+      <w:r>
+        <w:rPr>
+          <w:rFonts w:ascii="Times New Roman" w:hAnsi="Times New Roman"/>
+          <w:b/>
+          <w:bCs/>
+          <w:sz w:val="28"/>
+          <w:szCs w:val="28"/>
+          <w:lang w:val="ru-RU"/>
+        </w:rPr>
+        <w:t>(см. рис. 6)</w:t>
       </w:r>
     </w:p>
     <w:p>
